--- a/docs/BaoCaoKhoaHocAdversarialAttacks2.docx
+++ b/docs/BaoCaoKhoaHocAdversarialAttacks2.docx
@@ -7983,9 +7983,9 @@
           <w:szCs w:val="26"/>
         </w:rPr>
         <w:drawing>
-          <wp:inline distT="0" distB="0" distL="0" distR="0" wp14:anchorId="4F6D5F22" wp14:editId="54526C07">
-            <wp:extent cx="3233745" cy="6486525"/>
-            <wp:effectExtent l="0" t="0" r="5080" b="0"/>
+          <wp:inline distT="0" distB="0" distL="0" distR="0" wp14:anchorId="4F6D5F22" wp14:editId="7A379696">
+            <wp:extent cx="3524250" cy="7069245"/>
+            <wp:effectExtent l="0" t="0" r="0" b="0"/>
             <wp:docPr id="725788610" name="Picture 2"/>
             <wp:cNvGraphicFramePr>
               <a:graphicFrameLocks xmlns:a="http://schemas.openxmlformats.org/drawingml/2006/main" noChangeAspect="1"/>
@@ -8014,7 +8014,7 @@
                   <pic:spPr bwMode="auto">
                     <a:xfrm>
                       <a:off x="0" y="0"/>
-                      <a:ext cx="3263549" cy="6546308"/>
+                      <a:ext cx="3559517" cy="7139987"/>
                     </a:xfrm>
                     <a:prstGeom prst="rect">
                       <a:avLst/>
@@ -15409,7 +15409,29 @@
           <w:sz w:val="26"/>
           <w:szCs w:val="26"/>
         </w:rPr>
-        <w:t>Hình 6: Thực nghiệm đánh giá khoảng cách miền (Domain Gap) khi triển khai mẫu đối kháng qua ống kính quang học.</w:t>
+        <w:t xml:space="preserve">Hình </w:t>
+      </w:r>
+      <w:r>
+        <w:rPr>
+          <w:rFonts w:ascii="Times New Roman" w:eastAsia="Times New Roman" w:hAnsi="Times New Roman" w:cs="Times New Roman"/>
+          <w:i/>
+          <w:iCs/>
+          <w:color w:val="231F20"/>
+          <w:sz w:val="26"/>
+          <w:szCs w:val="26"/>
+        </w:rPr>
+        <w:t>8</w:t>
+      </w:r>
+      <w:r>
+        <w:rPr>
+          <w:rFonts w:ascii="Times New Roman" w:eastAsia="Times New Roman" w:hAnsi="Times New Roman" w:cs="Times New Roman"/>
+          <w:i/>
+          <w:iCs/>
+          <w:color w:val="231F20"/>
+          <w:sz w:val="26"/>
+          <w:szCs w:val="26"/>
+        </w:rPr>
+        <w:t>: Thực nghiệm đánh giá khoảng cách miền (Domain Gap) khi triển khai mẫu đối kháng qua ống kính quang học.</w:t>
       </w:r>
     </w:p>
     <w:p>
@@ -15600,7 +15622,7 @@
           <w:szCs w:val="26"/>
           <w:lang w:eastAsia="en-GB"/>
         </w:rPr>
-        <w:t>8</w:t>
+        <w:t>9</w:t>
       </w:r>
       <w:r>
         <w:rPr>
@@ -15728,7 +15750,7 @@
           <w:szCs w:val="26"/>
           <w:lang w:eastAsia="en-GB"/>
         </w:rPr>
-        <w:t>9</w:t>
+        <w:t>10</w:t>
       </w:r>
       <w:r>
         <w:rPr>
@@ -16709,9 +16731,9 @@
           <w:lang w:val="vi-VN" w:eastAsia="en-GB"/>
         </w:rPr>
         <w:drawing>
-          <wp:inline distT="0" distB="0" distL="0" distR="0" wp14:anchorId="78D1A5CF" wp14:editId="137D6C9F">
-            <wp:extent cx="5734050" cy="2867025"/>
-            <wp:effectExtent l="0" t="0" r="0" b="9525"/>
+          <wp:inline distT="0" distB="0" distL="0" distR="0" wp14:anchorId="78D1A5CF" wp14:editId="3B7EAE87">
+            <wp:extent cx="5629275" cy="2814638"/>
+            <wp:effectExtent l="0" t="0" r="0" b="5080"/>
             <wp:docPr id="1851134044" name="Picture 7"/>
             <wp:cNvGraphicFramePr>
               <a:graphicFrameLocks xmlns:a="http://schemas.openxmlformats.org/drawingml/2006/main" noChangeAspect="1"/>
@@ -16741,7 +16763,7 @@
                   <pic:spPr bwMode="auto">
                     <a:xfrm>
                       <a:off x="0" y="0"/>
-                      <a:ext cx="5734050" cy="2867025"/>
+                      <a:ext cx="5629911" cy="2814956"/>
                     </a:xfrm>
                     <a:prstGeom prst="rect">
                       <a:avLst/>
@@ -16779,7 +16801,6 @@
           <w:szCs w:val="26"/>
           <w:lang w:eastAsia="en-GB"/>
         </w:rPr>
-        <w:lastRenderedPageBreak/>
         <w:t xml:space="preserve">Hình </w:t>
       </w:r>
       <w:r>
@@ -16791,7 +16812,7 @@
           <w:szCs w:val="26"/>
           <w:lang w:eastAsia="en-GB"/>
         </w:rPr>
-        <w:t>10</w:t>
+        <w:t>11</w:t>
       </w:r>
       <w:r>
         <w:rPr>
@@ -16827,6 +16848,7 @@
           <w:szCs w:val="26"/>
           <w:lang w:val="vi-VN" w:eastAsia="en-GB"/>
         </w:rPr>
+        <w:lastRenderedPageBreak/>
         <w:drawing>
           <wp:inline distT="0" distB="0" distL="0" distR="0" wp14:anchorId="4F7B39F4" wp14:editId="7EF18B64">
             <wp:extent cx="5724525" cy="2390775"/>
@@ -16909,7 +16931,18 @@
           <w:szCs w:val="26"/>
           <w:lang w:val="vi-VN" w:eastAsia="en-GB"/>
         </w:rPr>
-        <w:t xml:space="preserve"> 11</w:t>
+        <w:t xml:space="preserve"> </w:t>
+      </w:r>
+      <w:r>
+        <w:rPr>
+          <w:rFonts w:ascii="Times New Roman" w:eastAsia="Times New Roman" w:hAnsi="Times New Roman" w:cs="Times New Roman"/>
+          <w:i/>
+          <w:iCs/>
+          <w:sz w:val="26"/>
+          <w:szCs w:val="26"/>
+          <w:lang w:val="vi-VN" w:eastAsia="en-GB"/>
+        </w:rPr>
+        <w:t>12</w:t>
       </w:r>
       <w:r>
         <w:rPr>
@@ -17712,7 +17745,6 @@
           <w:szCs w:val="26"/>
           <w:lang w:val="fr-FR"/>
         </w:rPr>
-        <w:lastRenderedPageBreak/>
         <w:t>5. KẾT LUẬN VÀ HƯỚNG PHÁT TRIỂN (CONCLUSION)</w:t>
       </w:r>
     </w:p>
@@ -17760,6 +17792,7 @@
           <w:szCs w:val="26"/>
           <w:lang w:val="fr-FR"/>
         </w:rPr>
+        <w:lastRenderedPageBreak/>
         <w:t xml:space="preserve">Nghiên cứu này đã phác họa thành công và minh chứng rõ ràng về mức độ nguy hại của vectơ tấn công Từ chối Dịch vụ bằng Hình ảnh (Visual Denial-of-Service - Visual DoS) nhắm vào các kiến trúc học sâu phân tích thực thể thời gian thực trên </w:t>
       </w:r>
       <w:r>
@@ -17910,7 +17943,27 @@
           <w:szCs w:val="26"/>
           <w:lang w:val="fr-FR"/>
         </w:rPr>
-        <w:t xml:space="preserve">, nghiên cứu đã đề xuất một giải pháp tối ưu hóa hộp đen hoàn chỉnh. Sự kết hợp chặt chẽ giữa </w:t>
+        <w:t xml:space="preserve">, nghiên cứu đã đề xuất một giải pháp tối ưu hóa hộp </w:t>
+      </w:r>
+      <w:r>
+        <w:rPr>
+          <w:rFonts w:ascii="Times New Roman" w:eastAsia="Times New Roman" w:hAnsi="Times New Roman" w:cs="Times New Roman"/>
+          <w:color w:val="231F20"/>
+          <w:sz w:val="26"/>
+          <w:szCs w:val="26"/>
+          <w:lang w:val="fr-FR"/>
+        </w:rPr>
+        <w:t>xám</w:t>
+      </w:r>
+      <w:r>
+        <w:rPr>
+          <w:rFonts w:ascii="Times New Roman" w:eastAsia="Times New Roman" w:hAnsi="Times New Roman" w:cs="Times New Roman"/>
+          <w:color w:val="231F20"/>
+          <w:sz w:val="26"/>
+          <w:szCs w:val="26"/>
+          <w:lang w:val="fr-FR"/>
+        </w:rPr>
+        <w:t xml:space="preserve"> hoàn chỉnh. Sự kết hợp chặt chẽ giữa </w:t>
       </w:r>
       <w:r>
         <w:rPr>
@@ -18073,7 +18126,25 @@
           <w:sz w:val="26"/>
           <w:szCs w:val="26"/>
         </w:rPr>
-        <w:t>Việc ép mô hình sản sinh hàng loạt hộp dự đoán rác đã đẩy tải trọng CPU từ mức 52–64% lên 67–78% (có đỉnh điểm 100% được ghi nhận tại Hình 5), chiếm dụng bộ nhớ RAM 4.8GB và kéo sụt giảm tốc độ khung hình (FPS) xuống mức 5–11. Sự nghẽn cổ chai toán học này chính thức làm tê liệt tính sẵn sàng (Availability) của hệ thống giám sát an ninh.</w:t>
+        <w:t xml:space="preserve">Việc ép mô hình sản sinh hàng loạt hộp dự đoán rác đã đẩy tải trọng CPU từ mức 52–64% lên 67–78% (có đỉnh điểm 100% được ghi nhận tại Hình 5), chiếm dụng bộ nhớ RAM 4.8GB và kéo sụt giảm tốc độ khung hình (FPS) xuống mức 5–11. Sự nghẽn cổ chai toán học này chính thức làm </w:t>
+      </w:r>
+      <w:r>
+        <w:rPr>
+          <w:rFonts w:ascii="Times New Roman" w:eastAsia="Times New Roman" w:hAnsi="Times New Roman" w:cs="Times New Roman"/>
+          <w:color w:val="231F20"/>
+          <w:sz w:val="26"/>
+          <w:szCs w:val="26"/>
+        </w:rPr>
+        <w:t>suy giảm nghiêm trọng</w:t>
+      </w:r>
+      <w:r>
+        <w:rPr>
+          <w:rFonts w:ascii="Times New Roman" w:eastAsia="Times New Roman" w:hAnsi="Times New Roman" w:cs="Times New Roman"/>
+          <w:color w:val="231F20"/>
+          <w:sz w:val="26"/>
+          <w:szCs w:val="26"/>
+        </w:rPr>
+        <w:t xml:space="preserve"> tính sẵn sàng (Availability) của hệ thống giám sát an ninh.</w:t>
       </w:r>
     </w:p>
     <w:p>
@@ -18313,7 +18384,7 @@
           <w:szCs w:val="26"/>
           <w:lang w:val="fr-FR"/>
         </w:rPr>
-        <w:t xml:space="preserve"> (GA) ở kịch bản hộp đen, thời gian hội tụ để tìm ra một </w:t>
+        <w:t xml:space="preserve"> (GA) ở kịch bản hộp </w:t>
       </w:r>
       <w:r>
         <w:rPr>
@@ -18323,8 +18394,28 @@
           <w:szCs w:val="26"/>
           <w:lang w:val="fr-FR"/>
         </w:rPr>
+        <w:t>xám</w:t>
+      </w:r>
+      <w:r>
+        <w:rPr>
+          <w:rFonts w:ascii="Times New Roman" w:eastAsia="Times New Roman" w:hAnsi="Times New Roman" w:cs="Times New Roman"/>
+          <w:color w:val="231F20"/>
+          <w:sz w:val="26"/>
+          <w:szCs w:val="26"/>
+          <w:lang w:val="fr-FR"/>
+        </w:rPr>
+        <w:t xml:space="preserve">, thời gian hội tụ để tìm ra một cá thể miếng dán tối ưu tương đối lớn (dao động từ 1 đến 4 giờ tùy thuộc kích </w:t>
+      </w:r>
+      <w:r>
+        <w:rPr>
+          <w:rFonts w:ascii="Times New Roman" w:eastAsia="Times New Roman" w:hAnsi="Times New Roman" w:cs="Times New Roman"/>
+          <w:color w:val="231F20"/>
+          <w:sz w:val="26"/>
+          <w:szCs w:val="26"/>
+          <w:lang w:val="fr-FR"/>
+        </w:rPr>
         <w:lastRenderedPageBreak/>
-        <w:t>cá thể miếng dán tối ưu tương đối lớn (dao động từ 1 đến 4 giờ tùy thuộc kích thước quần thể), chậm hơn đáng kể so với các phương pháp tiếp cận hộp trắng dựa trên gradient.</w:t>
+        <w:t>thước quần thể), chậm hơn đáng kể so với các phương pháp tiếp cận hộp trắng dựa trên gradient.</w:t>
       </w:r>
     </w:p>
     <w:p>
@@ -18517,7 +18608,27 @@
           <w:szCs w:val="26"/>
           <w:lang w:val="vi-VN"/>
         </w:rPr>
-        <w:t xml:space="preserve"> (GA) hiện tại với các thuật toán tối ưu hóa bầy đàn tiên tiến hơn như Tối ưu hóa bầy đàn phần tử (Particle Swarm Optimization - PSO) nhằm đẩy nhanh tốc độ hội tụ và giảm thiểu chi phí thời gian huấn luyện hộp đen.</w:t>
+        <w:t xml:space="preserve"> (GA) hiện tại với các thuật toán tối ưu hóa bầy đàn tiên tiến hơn như Tối ưu hóa bầy đàn phần tử (Particle Swarm Optimization - PSO) nhằm đẩy nhanh tốc độ hội tụ và giảm thiểu chi phí thời gian huấn luyện hộp </w:t>
+      </w:r>
+      <w:r>
+        <w:rPr>
+          <w:rFonts w:ascii="Times New Roman" w:eastAsia="Times New Roman" w:hAnsi="Times New Roman" w:cs="Times New Roman"/>
+          <w:color w:val="231F20"/>
+          <w:sz w:val="26"/>
+          <w:szCs w:val="26"/>
+          <w:lang w:val="vi-VN"/>
+        </w:rPr>
+        <w:t>xám</w:t>
+      </w:r>
+      <w:r>
+        <w:rPr>
+          <w:rFonts w:ascii="Times New Roman" w:eastAsia="Times New Roman" w:hAnsi="Times New Roman" w:cs="Times New Roman"/>
+          <w:color w:val="231F20"/>
+          <w:sz w:val="26"/>
+          <w:szCs w:val="26"/>
+          <w:lang w:val="vi-VN"/>
+        </w:rPr>
+        <w:t>.</w:t>
       </w:r>
     </w:p>
     <w:p>
